--- a/Week6_Submission_Guide.docx
+++ b/Week6_Submission_Guide.docx
@@ -768,7 +768,7 @@
                 <w:sz w:val="17"/>
                 <w:szCs w:val="17"/>
               </w:rPr>
-              <w:t xml:space="preserve">Backup copy of the submission files (Google Drive): [Google Drive backup link]</w:t>
+              <w:t xml:space="preserve">Backup copy of the submission files (Google Drive): https://drive.google.com/drive/folders/1UlcjnGKsTGNs0rXDICw5qK7F902WrZnh?usp=drive_link</w:t>
             </w:r>
           </w:p>
         </w:tc>
@@ -11702,7 +11702,7 @@
           <w:sz w:val="20"/>
           <w:szCs w:val="20"/>
         </w:rPr>
-        <w:t xml:space="preserve">These are the proposed figures from the sprint plan (decision CS-10, still open): confirm them before submitting.</w:t>
+        <w:t xml:space="preserve">Position: 18 hours to build; about 20 hours a month saved, net of upkeep; it pays for itself on the first real consolidation run.</w:t>
       </w:r>
       <w:r>
         <w:rPr>
@@ -11710,7 +11710,24 @@
           <w:sz w:val="20"/>
           <w:szCs w:val="20"/>
         </w:rPr>
-        <w:t xml:space="preserve"> They feed form fields 12 to 14. The baseline is the work as it is done today without the prototype.</w:t>
+        <w:t xml:space="preserve"> These are estimates, built bottom-up from the work as it is done today, and they will be measured from the first real run on Nov 3.</w:t>
+      </w:r>
+    </w:p>
+    <w:p>
+      <w:pPr>
+        <w:pStyle w:val="Heading2"/>
+        <w:spacing w:after="100" w:before="200"/>
+      </w:pPr>
+      <w:r>
+        <w:rPr>
+          <w:rFonts w:ascii="Arial" w:cs="Arial" w:eastAsia="Arial" w:hAnsi="Arial"/>
+          <w:b/>
+          <w:bCs/>
+          <w:color w:val="1F5FA8"/>
+          <w:sz w:val="23"/>
+          <w:szCs w:val="23"/>
+        </w:rPr>
+        <w:t xml:space="preserve">Base case</w:t>
       </w:r>
     </w:p>
     <w:tbl>
@@ -11887,7 +11904,7 @@
                 <w:sz w:val="17"/>
                 <w:szCs w:val="17"/>
               </w:rPr>
-              <w:t xml:space="preserve">Consolidation run in budget season: collect and map the property files plus the funds and management companies, clean, consolidate 3 scenarios, tie intercompany, rebuild the deck tables (4 runs before the offsite)</w:t>
+              <w:t xml:space="preserve">Consolidation run in budget season (4 runs between the Nov 3 checkpoint and the Dec 15 lock)</w:t>
             </w:r>
           </w:p>
         </w:tc>
@@ -11941,7 +11958,7 @@
                 <w:sz w:val="17"/>
                 <w:szCs w:val="17"/>
               </w:rPr>
-              <w:t xml:space="preserve">4 h per run (review the exceptions and register; sign-off stays manual)</w:t>
+              <w:t xml:space="preserve">4 h per run (exports, rulings on flagged items and sign-off stay manual)</w:t>
             </w:r>
           </w:p>
         </w:tc>
@@ -11962,13 +11979,16 @@
             </w:tcMar>
           </w:tcPr>
           <w:p>
-            <w:r>
-              <w:rPr>
-                <w:rFonts w:ascii="Arial" w:cs="Arial" w:eastAsia="Arial" w:hAnsi="Arial"/>
-                <w:sz w:val="17"/>
-                <w:szCs w:val="17"/>
-              </w:rPr>
-              <w:t xml:space="preserve">104 h per budget cycle</w:t>
+            <w:pPr>
+              <w:jc w:val="right"/>
+            </w:pPr>
+            <w:r>
+              <w:rPr>
+                <w:rFonts w:ascii="Arial" w:cs="Arial" w:eastAsia="Arial" w:hAnsi="Arial"/>
+                <w:sz w:val="17"/>
+                <w:szCs w:val="17"/>
+              </w:rPr>
+              <w:t xml:space="preserve">104 h per cycle</w:t>
             </w:r>
           </w:p>
         </w:tc>
@@ -12054,7 +12074,7 @@
                 <w:sz w:val="17"/>
                 <w:szCs w:val="17"/>
               </w:rPr>
-              <w:t xml:space="preserve">4 h a month (same pipeline; review and commentary stay manual)</w:t>
+              <w:t xml:space="preserve">4 h a month (same pipeline; commentary stays manual)</w:t>
             </w:r>
           </w:p>
         </w:tc>
@@ -12075,13 +12095,16 @@
             </w:tcMar>
           </w:tcPr>
           <w:p>
-            <w:r>
-              <w:rPr>
-                <w:rFonts w:ascii="Arial" w:cs="Arial" w:eastAsia="Arial" w:hAnsi="Arial"/>
-                <w:sz w:val="17"/>
-                <w:szCs w:val="17"/>
-              </w:rPr>
-              <w:t xml:space="preserve">12 h a month</w:t>
+            <w:pPr>
+              <w:jc w:val="right"/>
+            </w:pPr>
+            <w:r>
+              <w:rPr>
+                <w:rFonts w:ascii="Arial" w:cs="Arial" w:eastAsia="Arial" w:hAnsi="Arial"/>
+                <w:sz w:val="17"/>
+                <w:szCs w:val="17"/>
+              </w:rPr>
+              <w:t xml:space="preserve">144 h a year</w:t>
             </w:r>
           </w:p>
         </w:tc>
@@ -12110,12 +12133,10 @@
             <w:r>
               <w:rPr>
                 <w:rFonts w:ascii="Arial" w:cs="Arial" w:eastAsia="Arial" w:hAnsi="Arial"/>
-                <w:b/>
-                <w:bCs/>
-                <w:sz w:val="17"/>
-                <w:szCs w:val="17"/>
-              </w:rPr>
-              <w:t xml:space="preserve">Annual</w:t>
+                <w:sz w:val="17"/>
+                <w:szCs w:val="17"/>
+              </w:rPr>
+              <w:t xml:space="preserve">Upkeep: config rows for new entities and accounts, code fixes</w:t>
             </w:r>
           </w:p>
         </w:tc>
@@ -12135,7 +12156,16 @@
               <w:right w:type="dxa" w:w="100"/>
             </w:tcMar>
           </w:tcPr>
-          <w:p/>
+          <w:p>
+            <w:r>
+              <w:rPr>
+                <w:rFonts w:ascii="Arial" w:cs="Arial" w:eastAsia="Arial" w:hAnsi="Arial"/>
+                <w:sz w:val="17"/>
+                <w:szCs w:val="17"/>
+              </w:rPr>
+              <w:t xml:space="preserve">–</w:t>
+            </w:r>
+          </w:p>
         </w:tc>
         <w:tc>
           <w:tcPr>
@@ -12153,7 +12183,16 @@
               <w:right w:type="dxa" w:w="100"/>
             </w:tcMar>
           </w:tcPr>
-          <w:p/>
+          <w:p>
+            <w:r>
+              <w:rPr>
+                <w:rFonts w:ascii="Arial" w:cs="Arial" w:eastAsia="Arial" w:hAnsi="Arial"/>
+                <w:sz w:val="17"/>
+                <w:szCs w:val="17"/>
+              </w:rPr>
+              <w:t xml:space="preserve">1 h a month</w:t>
+            </w:r>
+          </w:p>
         </w:tc>
         <w:tc>
           <w:tcPr>
@@ -12172,15 +12211,16 @@
             </w:tcMar>
           </w:tcPr>
           <w:p>
-            <w:r>
-              <w:rPr>
-                <w:rFonts w:ascii="Arial" w:cs="Arial" w:eastAsia="Arial" w:hAnsi="Arial"/>
-                <w:b/>
-                <w:bCs/>
-                <w:sz w:val="17"/>
-                <w:szCs w:val="17"/>
-              </w:rPr>
-              <w:t xml:space="preserve">248 h</w:t>
+            <w:pPr>
+              <w:jc w:val="right"/>
+            </w:pPr>
+            <w:r>
+              <w:rPr>
+                <w:rFonts w:ascii="Arial" w:cs="Arial" w:eastAsia="Arial" w:hAnsi="Arial"/>
+                <w:sz w:val="17"/>
+                <w:szCs w:val="17"/>
+              </w:rPr>
+              <w:t xml:space="preserve">(12 h a year)</w:t>
             </w:r>
           </w:p>
         </w:tc>
@@ -12214,7 +12254,7 @@
                 <w:sz w:val="17"/>
                 <w:szCs w:val="17"/>
               </w:rPr>
-              <w:t xml:space="preserve">Average per month (form field 13; frequency: monthly)</w:t>
+              <w:t xml:space="preserve">Net, first year</w:t>
             </w:r>
           </w:p>
         </w:tc>
@@ -12271,6 +12311,9 @@
             </w:tcMar>
           </w:tcPr>
           <w:p>
+            <w:pPr>
+              <w:jc w:val="right"/>
+            </w:pPr>
             <w:r>
               <w:rPr>
                 <w:rFonts w:ascii="Arial" w:cs="Arial" w:eastAsia="Arial" w:hAnsi="Arial"/>
@@ -12279,7 +12322,109 @@
                 <w:sz w:val="17"/>
                 <w:szCs w:val="17"/>
               </w:rPr>
-              <w:t xml:space="preserve">~21 h a month</w:t>
+              <w:t xml:space="preserve">236 h (13× the build time)</w:t>
+            </w:r>
+          </w:p>
+        </w:tc>
+      </w:tr>
+      <w:tr>
+        <w:trPr>
+          <w:tblHeader w:val="off"/>
+        </w:trPr>
+        <w:tc>
+          <w:tcPr>
+            <w:tcW w:type="dxa" w:w="4160"/>
+            <w:tcBorders>
+              <w:top w:val="single" w:color="BFBFBF" w:sz="4"/>
+              <w:left w:val="single" w:color="BFBFBF" w:sz="4"/>
+              <w:bottom w:val="single" w:color="BFBFBF" w:sz="4"/>
+              <w:right w:val="single" w:color="BFBFBF" w:sz="4"/>
+            </w:tcBorders>
+            <w:tcMar>
+              <w:top w:type="dxa" w:w="60"/>
+              <w:left w:type="dxa" w:w="100"/>
+              <w:bottom w:type="dxa" w:w="60"/>
+              <w:right w:type="dxa" w:w="100"/>
+            </w:tcMar>
+          </w:tcPr>
+          <w:p>
+            <w:r>
+              <w:rPr>
+                <w:rFonts w:ascii="Arial" w:cs="Arial" w:eastAsia="Arial" w:hAnsi="Arial"/>
+                <w:b/>
+                <w:bCs/>
+                <w:sz w:val="17"/>
+                <w:szCs w:val="17"/>
+              </w:rPr>
+              <w:t xml:space="preserve">Average per month (form field 13; frequency: monthly)</w:t>
+            </w:r>
+          </w:p>
+        </w:tc>
+        <w:tc>
+          <w:tcPr>
+            <w:tcW w:type="dxa" w:w="1500"/>
+            <w:tcBorders>
+              <w:top w:val="single" w:color="BFBFBF" w:sz="4"/>
+              <w:left w:val="single" w:color="BFBFBF" w:sz="4"/>
+              <w:bottom w:val="single" w:color="BFBFBF" w:sz="4"/>
+              <w:right w:val="single" w:color="BFBFBF" w:sz="4"/>
+            </w:tcBorders>
+            <w:tcMar>
+              <w:top w:type="dxa" w:w="60"/>
+              <w:left w:type="dxa" w:w="100"/>
+              <w:bottom w:type="dxa" w:w="60"/>
+              <w:right w:type="dxa" w:w="100"/>
+            </w:tcMar>
+          </w:tcPr>
+          <w:p/>
+        </w:tc>
+        <w:tc>
+          <w:tcPr>
+            <w:tcW w:type="dxa" w:w="2300"/>
+            <w:tcBorders>
+              <w:top w:val="single" w:color="BFBFBF" w:sz="4"/>
+              <w:left w:val="single" w:color="BFBFBF" w:sz="4"/>
+              <w:bottom w:val="single" w:color="BFBFBF" w:sz="4"/>
+              <w:right w:val="single" w:color="BFBFBF" w:sz="4"/>
+            </w:tcBorders>
+            <w:tcMar>
+              <w:top w:type="dxa" w:w="60"/>
+              <w:left w:type="dxa" w:w="100"/>
+              <w:bottom w:type="dxa" w:w="60"/>
+              <w:right w:type="dxa" w:w="100"/>
+            </w:tcMar>
+          </w:tcPr>
+          <w:p/>
+        </w:tc>
+        <w:tc>
+          <w:tcPr>
+            <w:tcW w:type="dxa" w:w="1400"/>
+            <w:tcBorders>
+              <w:top w:val="single" w:color="BFBFBF" w:sz="4"/>
+              <w:left w:val="single" w:color="BFBFBF" w:sz="4"/>
+              <w:bottom w:val="single" w:color="BFBFBF" w:sz="4"/>
+              <w:right w:val="single" w:color="BFBFBF" w:sz="4"/>
+            </w:tcBorders>
+            <w:tcMar>
+              <w:top w:type="dxa" w:w="60"/>
+              <w:left w:type="dxa" w:w="100"/>
+              <w:bottom w:type="dxa" w:w="60"/>
+              <w:right w:type="dxa" w:w="100"/>
+            </w:tcMar>
+          </w:tcPr>
+          <w:p>
+            <w:pPr>
+              <w:jc w:val="right"/>
+            </w:pPr>
+            <w:r>
+              <w:rPr>
+                <w:rFonts w:ascii="Arial" w:cs="Arial" w:eastAsia="Arial" w:hAnsi="Arial"/>
+                <w:b/>
+                <w:bCs/>
+                <w:sz w:val="17"/>
+                <w:szCs w:val="17"/>
+              </w:rPr>
+              <w:t xml:space="preserve">~20 h a month</w:t>
             </w:r>
           </w:p>
         </w:tc>
@@ -12289,6 +12434,973 @@
       <w:pPr>
         <w:spacing w:after="80"/>
       </w:pPr>
+    </w:p>
+    <w:p>
+      <w:pPr>
+        <w:pStyle w:val="Heading2"/>
+        <w:spacing w:after="100" w:before="200"/>
+      </w:pPr>
+      <w:r>
+        <w:rPr>
+          <w:rFonts w:ascii="Arial" w:cs="Arial" w:eastAsia="Arial" w:hAnsi="Arial"/>
+          <w:b/>
+          <w:bCs/>
+          <w:color w:val="1F5FA8"/>
+          <w:sz w:val="23"/>
+          <w:szCs w:val="23"/>
+        </w:rPr>
+        <w:t xml:space="preserve">Where 30 hours a run comes from</w:t>
+      </w:r>
+    </w:p>
+    <w:tbl>
+      <w:tblPr>
+        <w:tblW w:type="dxa" w:w="9360"/>
+        <w:tblBorders>
+          <w:top w:val="single" w:color="auto" w:sz="4"/>
+          <w:left w:val="single" w:color="auto" w:sz="4"/>
+          <w:bottom w:val="single" w:color="auto" w:sz="4"/>
+          <w:right w:val="single" w:color="auto" w:sz="4"/>
+          <w:insideH w:val="single" w:color="auto" w:sz="4"/>
+          <w:insideV w:val="single" w:color="auto" w:sz="4"/>
+        </w:tblBorders>
+      </w:tblPr>
+      <w:tblGrid>
+        <w:gridCol w:w="7960"/>
+        <w:gridCol w:w="1400"/>
+      </w:tblGrid>
+      <w:tr>
+        <w:trPr>
+          <w:tblHeader/>
+        </w:trPr>
+        <w:tc>
+          <w:tcPr>
+            <w:tcW w:type="dxa" w:w="7960"/>
+            <w:tcBorders>
+              <w:top w:val="single" w:color="BFBFBF" w:sz="4"/>
+              <w:left w:val="single" w:color="BFBFBF" w:sz="4"/>
+              <w:bottom w:val="single" w:color="BFBFBF" w:sz="4"/>
+              <w:right w:val="single" w:color="BFBFBF" w:sz="4"/>
+            </w:tcBorders>
+            <w:shd w:fill="16233D" w:color="auto" w:val="clear"/>
+            <w:tcMar>
+              <w:top w:type="dxa" w:w="60"/>
+              <w:left w:type="dxa" w:w="100"/>
+              <w:bottom w:type="dxa" w:w="60"/>
+              <w:right w:type="dxa" w:w="100"/>
+            </w:tcMar>
+          </w:tcPr>
+          <w:p>
+            <w:r>
+              <w:rPr>
+                <w:rFonts w:ascii="Arial" w:cs="Arial" w:eastAsia="Arial" w:hAnsi="Arial"/>
+                <w:b/>
+                <w:bCs/>
+                <w:color w:val="FFFFFF"/>
+                <w:sz w:val="17"/>
+                <w:szCs w:val="17"/>
+              </w:rPr>
+              <w:t xml:space="preserve">Manual step, per consolidation run</w:t>
+            </w:r>
+          </w:p>
+        </w:tc>
+        <w:tc>
+          <w:tcPr>
+            <w:tcW w:type="dxa" w:w="1400"/>
+            <w:tcBorders>
+              <w:top w:val="single" w:color="BFBFBF" w:sz="4"/>
+              <w:left w:val="single" w:color="BFBFBF" w:sz="4"/>
+              <w:bottom w:val="single" w:color="BFBFBF" w:sz="4"/>
+              <w:right w:val="single" w:color="BFBFBF" w:sz="4"/>
+            </w:tcBorders>
+            <w:shd w:fill="16233D" w:color="auto" w:val="clear"/>
+            <w:tcMar>
+              <w:top w:type="dxa" w:w="60"/>
+              <w:left w:type="dxa" w:w="100"/>
+              <w:bottom w:type="dxa" w:w="60"/>
+              <w:right w:type="dxa" w:w="100"/>
+            </w:tcMar>
+          </w:tcPr>
+          <w:p>
+            <w:r>
+              <w:rPr>
+                <w:rFonts w:ascii="Arial" w:cs="Arial" w:eastAsia="Arial" w:hAnsi="Arial"/>
+                <w:b/>
+                <w:bCs/>
+                <w:color w:val="FFFFFF"/>
+                <w:sz w:val="17"/>
+                <w:szCs w:val="17"/>
+              </w:rPr>
+              <w:t xml:space="preserve">Hours</w:t>
+            </w:r>
+          </w:p>
+        </w:tc>
+      </w:tr>
+      <w:tr>
+        <w:trPr>
+          <w:tblHeader w:val="off"/>
+        </w:trPr>
+        <w:tc>
+          <w:tcPr>
+            <w:tcW w:type="dxa" w:w="7960"/>
+            <w:tcBorders>
+              <w:top w:val="single" w:color="BFBFBF" w:sz="4"/>
+              <w:left w:val="single" w:color="BFBFBF" w:sz="4"/>
+              <w:bottom w:val="single" w:color="BFBFBF" w:sz="4"/>
+              <w:right w:val="single" w:color="BFBFBF" w:sz="4"/>
+            </w:tcBorders>
+            <w:tcMar>
+              <w:top w:type="dxa" w:w="60"/>
+              <w:left w:type="dxa" w:w="100"/>
+              <w:bottom w:type="dxa" w:w="60"/>
+              <w:right w:type="dxa" w:w="100"/>
+            </w:tcMar>
+          </w:tcPr>
+          <w:p>
+            <w:r>
+              <w:rPr>
+                <w:rFonts w:ascii="Arial" w:cs="Arial" w:eastAsia="Arial" w:hAnsi="Arial"/>
+                <w:sz w:val="17"/>
+                <w:szCs w:val="17"/>
+              </w:rPr>
+              <w:t xml:space="preserve">Export, map to budget lines and tie about 34 Yardi and QBO files to their own totals (about 30 minutes each)</w:t>
+            </w:r>
+          </w:p>
+        </w:tc>
+        <w:tc>
+          <w:tcPr>
+            <w:tcW w:type="dxa" w:w="1400"/>
+            <w:tcBorders>
+              <w:top w:val="single" w:color="BFBFBF" w:sz="4"/>
+              <w:left w:val="single" w:color="BFBFBF" w:sz="4"/>
+              <w:bottom w:val="single" w:color="BFBFBF" w:sz="4"/>
+              <w:right w:val="single" w:color="BFBFBF" w:sz="4"/>
+            </w:tcBorders>
+            <w:tcMar>
+              <w:top w:type="dxa" w:w="60"/>
+              <w:left w:type="dxa" w:w="100"/>
+              <w:bottom w:type="dxa" w:w="60"/>
+              <w:right w:type="dxa" w:w="100"/>
+            </w:tcMar>
+          </w:tcPr>
+          <w:p>
+            <w:pPr>
+              <w:jc w:val="right"/>
+            </w:pPr>
+            <w:r>
+              <w:rPr>
+                <w:rFonts w:ascii="Arial" w:cs="Arial" w:eastAsia="Arial" w:hAnsi="Arial"/>
+                <w:sz w:val="17"/>
+                <w:szCs w:val="17"/>
+              </w:rPr>
+              <w:t xml:space="preserve">17</w:t>
+            </w:r>
+          </w:p>
+        </w:tc>
+      </w:tr>
+      <w:tr>
+        <w:trPr>
+          <w:tblHeader w:val="off"/>
+        </w:trPr>
+        <w:tc>
+          <w:tcPr>
+            <w:tcW w:type="dxa" w:w="7960"/>
+            <w:tcBorders>
+              <w:top w:val="single" w:color="BFBFBF" w:sz="4"/>
+              <w:left w:val="single" w:color="BFBFBF" w:sz="4"/>
+              <w:bottom w:val="single" w:color="BFBFBF" w:sz="4"/>
+              <w:right w:val="single" w:color="BFBFBF" w:sz="4"/>
+            </w:tcBorders>
+            <w:tcMar>
+              <w:top w:type="dxa" w:w="60"/>
+              <w:left w:type="dxa" w:w="100"/>
+              <w:bottom w:type="dxa" w:w="60"/>
+              <w:right w:type="dxa" w:w="100"/>
+            </w:tcMar>
+          </w:tcPr>
+          <w:p>
+            <w:r>
+              <w:rPr>
+                <w:rFonts w:ascii="Arial" w:cs="Arial" w:eastAsia="Arial" w:hAnsi="Arial"/>
+                <w:sz w:val="17"/>
+                <w:szCs w:val="17"/>
+              </w:rPr>
+              <w:t xml:space="preserve">Tie and eliminate intercompany fees between the funds, properties and management company</w:t>
+            </w:r>
+          </w:p>
+        </w:tc>
+        <w:tc>
+          <w:tcPr>
+            <w:tcW w:type="dxa" w:w="1400"/>
+            <w:tcBorders>
+              <w:top w:val="single" w:color="BFBFBF" w:sz="4"/>
+              <w:left w:val="single" w:color="BFBFBF" w:sz="4"/>
+              <w:bottom w:val="single" w:color="BFBFBF" w:sz="4"/>
+              <w:right w:val="single" w:color="BFBFBF" w:sz="4"/>
+            </w:tcBorders>
+            <w:tcMar>
+              <w:top w:type="dxa" w:w="60"/>
+              <w:left w:type="dxa" w:w="100"/>
+              <w:bottom w:type="dxa" w:w="60"/>
+              <w:right w:type="dxa" w:w="100"/>
+            </w:tcMar>
+          </w:tcPr>
+          <w:p>
+            <w:pPr>
+              <w:jc w:val="right"/>
+            </w:pPr>
+            <w:r>
+              <w:rPr>
+                <w:rFonts w:ascii="Arial" w:cs="Arial" w:eastAsia="Arial" w:hAnsi="Arial"/>
+                <w:sz w:val="17"/>
+                <w:szCs w:val="17"/>
+              </w:rPr>
+              <w:t xml:space="preserve">4</w:t>
+            </w:r>
+          </w:p>
+        </w:tc>
+      </w:tr>
+      <w:tr>
+        <w:trPr>
+          <w:tblHeader w:val="off"/>
+        </w:trPr>
+        <w:tc>
+          <w:tcPr>
+            <w:tcW w:type="dxa" w:w="7960"/>
+            <w:tcBorders>
+              <w:top w:val="single" w:color="BFBFBF" w:sz="4"/>
+              <w:left w:val="single" w:color="BFBFBF" w:sz="4"/>
+              <w:bottom w:val="single" w:color="BFBFBF" w:sz="4"/>
+              <w:right w:val="single" w:color="BFBFBF" w:sz="4"/>
+            </w:tcBorders>
+            <w:tcMar>
+              <w:top w:type="dxa" w:w="60"/>
+              <w:left w:type="dxa" w:w="100"/>
+              <w:bottom w:type="dxa" w:w="60"/>
+              <w:right w:type="dxa" w:w="100"/>
+            </w:tcMar>
+          </w:tcPr>
+          <w:p>
+            <w:r>
+              <w:rPr>
+                <w:rFonts w:ascii="Arial" w:cs="Arial" w:eastAsia="Arial" w:hAnsi="Arial"/>
+                <w:sz w:val="17"/>
+                <w:szCs w:val="17"/>
+              </w:rPr>
+              <w:t xml:space="preserve">Find accruals, catch-ups, capital items in repairs and stopped books by eye</w:t>
+            </w:r>
+          </w:p>
+        </w:tc>
+        <w:tc>
+          <w:tcPr>
+            <w:tcW w:type="dxa" w:w="1400"/>
+            <w:tcBorders>
+              <w:top w:val="single" w:color="BFBFBF" w:sz="4"/>
+              <w:left w:val="single" w:color="BFBFBF" w:sz="4"/>
+              <w:bottom w:val="single" w:color="BFBFBF" w:sz="4"/>
+              <w:right w:val="single" w:color="BFBFBF" w:sz="4"/>
+            </w:tcBorders>
+            <w:tcMar>
+              <w:top w:type="dxa" w:w="60"/>
+              <w:left w:type="dxa" w:w="100"/>
+              <w:bottom w:type="dxa" w:w="60"/>
+              <w:right w:type="dxa" w:w="100"/>
+            </w:tcMar>
+          </w:tcPr>
+          <w:p>
+            <w:pPr>
+              <w:jc w:val="right"/>
+            </w:pPr>
+            <w:r>
+              <w:rPr>
+                <w:rFonts w:ascii="Arial" w:cs="Arial" w:eastAsia="Arial" w:hAnsi="Arial"/>
+                <w:sz w:val="17"/>
+                <w:szCs w:val="17"/>
+              </w:rPr>
+              <w:t xml:space="preserve">5</w:t>
+            </w:r>
+          </w:p>
+        </w:tc>
+      </w:tr>
+      <w:tr>
+        <w:trPr>
+          <w:tblHeader w:val="off"/>
+        </w:trPr>
+        <w:tc>
+          <w:tcPr>
+            <w:tcW w:type="dxa" w:w="7960"/>
+            <w:tcBorders>
+              <w:top w:val="single" w:color="BFBFBF" w:sz="4"/>
+              <w:left w:val="single" w:color="BFBFBF" w:sz="4"/>
+              <w:bottom w:val="single" w:color="BFBFBF" w:sz="4"/>
+              <w:right w:val="single" w:color="BFBFBF" w:sz="4"/>
+            </w:tcBorders>
+            <w:tcMar>
+              <w:top w:type="dxa" w:w="60"/>
+              <w:left w:type="dxa" w:w="100"/>
+              <w:bottom w:type="dxa" w:w="60"/>
+              <w:right w:type="dxa" w:w="100"/>
+            </w:tcMar>
+          </w:tcPr>
+          <w:p>
+            <w:r>
+              <w:rPr>
+                <w:rFonts w:ascii="Arial" w:cs="Arial" w:eastAsia="Arial" w:hAnsi="Arial"/>
+                <w:sz w:val="17"/>
+                <w:szCs w:val="17"/>
+              </w:rPr>
+              <w:t xml:space="preserve">Rebuild the consolidated tables and the deck</w:t>
+            </w:r>
+          </w:p>
+        </w:tc>
+        <w:tc>
+          <w:tcPr>
+            <w:tcW w:type="dxa" w:w="1400"/>
+            <w:tcBorders>
+              <w:top w:val="single" w:color="BFBFBF" w:sz="4"/>
+              <w:left w:val="single" w:color="BFBFBF" w:sz="4"/>
+              <w:bottom w:val="single" w:color="BFBFBF" w:sz="4"/>
+              <w:right w:val="single" w:color="BFBFBF" w:sz="4"/>
+            </w:tcBorders>
+            <w:tcMar>
+              <w:top w:type="dxa" w:w="60"/>
+              <w:left w:type="dxa" w:w="100"/>
+              <w:bottom w:type="dxa" w:w="60"/>
+              <w:right w:type="dxa" w:w="100"/>
+            </w:tcMar>
+          </w:tcPr>
+          <w:p>
+            <w:pPr>
+              <w:jc w:val="right"/>
+            </w:pPr>
+            <w:r>
+              <w:rPr>
+                <w:rFonts w:ascii="Arial" w:cs="Arial" w:eastAsia="Arial" w:hAnsi="Arial"/>
+                <w:sz w:val="17"/>
+                <w:szCs w:val="17"/>
+              </w:rPr>
+              <w:t xml:space="preserve">4</w:t>
+            </w:r>
+          </w:p>
+        </w:tc>
+      </w:tr>
+      <w:tr>
+        <w:trPr>
+          <w:tblHeader w:val="off"/>
+        </w:trPr>
+        <w:tc>
+          <w:tcPr>
+            <w:tcW w:type="dxa" w:w="7960"/>
+            <w:tcBorders>
+              <w:top w:val="single" w:color="BFBFBF" w:sz="4"/>
+              <w:left w:val="single" w:color="BFBFBF" w:sz="4"/>
+              <w:bottom w:val="single" w:color="BFBFBF" w:sz="4"/>
+              <w:right w:val="single" w:color="BFBFBF" w:sz="4"/>
+            </w:tcBorders>
+            <w:tcMar>
+              <w:top w:type="dxa" w:w="60"/>
+              <w:left w:type="dxa" w:w="100"/>
+              <w:bottom w:type="dxa" w:w="60"/>
+              <w:right w:type="dxa" w:w="100"/>
+            </w:tcMar>
+          </w:tcPr>
+          <w:p>
+            <w:r>
+              <w:rPr>
+                <w:rFonts w:ascii="Arial" w:cs="Arial" w:eastAsia="Arial" w:hAnsi="Arial"/>
+                <w:b/>
+                <w:bCs/>
+                <w:sz w:val="17"/>
+                <w:szCs w:val="17"/>
+              </w:rPr>
+              <w:t xml:space="preserve">Total</w:t>
+            </w:r>
+          </w:p>
+        </w:tc>
+        <w:tc>
+          <w:tcPr>
+            <w:tcW w:type="dxa" w:w="1400"/>
+            <w:tcBorders>
+              <w:top w:val="single" w:color="BFBFBF" w:sz="4"/>
+              <w:left w:val="single" w:color="BFBFBF" w:sz="4"/>
+              <w:bottom w:val="single" w:color="BFBFBF" w:sz="4"/>
+              <w:right w:val="single" w:color="BFBFBF" w:sz="4"/>
+            </w:tcBorders>
+            <w:tcMar>
+              <w:top w:type="dxa" w:w="60"/>
+              <w:left w:type="dxa" w:w="100"/>
+              <w:bottom w:type="dxa" w:w="60"/>
+              <w:right w:type="dxa" w:w="100"/>
+            </w:tcMar>
+          </w:tcPr>
+          <w:p>
+            <w:pPr>
+              <w:jc w:val="right"/>
+            </w:pPr>
+            <w:r>
+              <w:rPr>
+                <w:rFonts w:ascii="Arial" w:cs="Arial" w:eastAsia="Arial" w:hAnsi="Arial"/>
+                <w:b/>
+                <w:bCs/>
+                <w:sz w:val="17"/>
+                <w:szCs w:val="17"/>
+              </w:rPr>
+              <w:t xml:space="preserve">30</w:t>
+            </w:r>
+          </w:p>
+        </w:tc>
+      </w:tr>
+    </w:tbl>
+    <w:p>
+      <w:pPr>
+        <w:spacing w:after="80"/>
+      </w:pPr>
+    </w:p>
+    <w:p>
+      <w:pPr>
+        <w:pStyle w:val="Heading2"/>
+        <w:spacing w:after="100" w:before="200"/>
+      </w:pPr>
+      <w:r>
+        <w:rPr>
+          <w:rFonts w:ascii="Arial" w:cs="Arial" w:eastAsia="Arial" w:hAnsi="Arial"/>
+          <w:b/>
+          <w:bCs/>
+          <w:color w:val="1F5FA8"/>
+          <w:sz w:val="23"/>
+          <w:szCs w:val="23"/>
+        </w:rPr>
+        <w:t xml:space="preserve">Range</w:t>
+      </w:r>
+    </w:p>
+    <w:tbl>
+      <w:tblPr>
+        <w:tblW w:type="dxa" w:w="9360"/>
+        <w:tblBorders>
+          <w:top w:val="single" w:color="auto" w:sz="4"/>
+          <w:left w:val="single" w:color="auto" w:sz="4"/>
+          <w:bottom w:val="single" w:color="auto" w:sz="4"/>
+          <w:right w:val="single" w:color="auto" w:sz="4"/>
+          <w:insideH w:val="single" w:color="auto" w:sz="4"/>
+          <w:insideV w:val="single" w:color="auto" w:sz="4"/>
+        </w:tblBorders>
+      </w:tblPr>
+      <w:tblGrid>
+        <w:gridCol w:w="1100"/>
+        <w:gridCol w:w="5060"/>
+        <w:gridCol w:w="1500"/>
+        <w:gridCol w:w="1700"/>
+      </w:tblGrid>
+      <w:tr>
+        <w:trPr>
+          <w:tblHeader/>
+        </w:trPr>
+        <w:tc>
+          <w:tcPr>
+            <w:tcW w:type="dxa" w:w="1100"/>
+            <w:tcBorders>
+              <w:top w:val="single" w:color="BFBFBF" w:sz="4"/>
+              <w:left w:val="single" w:color="BFBFBF" w:sz="4"/>
+              <w:bottom w:val="single" w:color="BFBFBF" w:sz="4"/>
+              <w:right w:val="single" w:color="BFBFBF" w:sz="4"/>
+            </w:tcBorders>
+            <w:shd w:fill="16233D" w:color="auto" w:val="clear"/>
+            <w:tcMar>
+              <w:top w:type="dxa" w:w="60"/>
+              <w:left w:type="dxa" w:w="100"/>
+              <w:bottom w:type="dxa" w:w="60"/>
+              <w:right w:type="dxa" w:w="100"/>
+            </w:tcMar>
+          </w:tcPr>
+          <w:p>
+            <w:r>
+              <w:rPr>
+                <w:rFonts w:ascii="Arial" w:cs="Arial" w:eastAsia="Arial" w:hAnsi="Arial"/>
+                <w:b/>
+                <w:bCs/>
+                <w:color w:val="FFFFFF"/>
+                <w:sz w:val="17"/>
+                <w:szCs w:val="17"/>
+              </w:rPr>
+              <w:t xml:space="preserve">Case</w:t>
+            </w:r>
+          </w:p>
+        </w:tc>
+        <w:tc>
+          <w:tcPr>
+            <w:tcW w:type="dxa" w:w="5060"/>
+            <w:tcBorders>
+              <w:top w:val="single" w:color="BFBFBF" w:sz="4"/>
+              <w:left w:val="single" w:color="BFBFBF" w:sz="4"/>
+              <w:bottom w:val="single" w:color="BFBFBF" w:sz="4"/>
+              <w:right w:val="single" w:color="BFBFBF" w:sz="4"/>
+            </w:tcBorders>
+            <w:shd w:fill="16233D" w:color="auto" w:val="clear"/>
+            <w:tcMar>
+              <w:top w:type="dxa" w:w="60"/>
+              <w:left w:type="dxa" w:w="100"/>
+              <w:bottom w:type="dxa" w:w="60"/>
+              <w:right w:type="dxa" w:w="100"/>
+            </w:tcMar>
+          </w:tcPr>
+          <w:p>
+            <w:r>
+              <w:rPr>
+                <w:rFonts w:ascii="Arial" w:cs="Arial" w:eastAsia="Arial" w:hAnsi="Arial"/>
+                <w:b/>
+                <w:bCs/>
+                <w:color w:val="FFFFFF"/>
+                <w:sz w:val="17"/>
+                <w:szCs w:val="17"/>
+              </w:rPr>
+              <w:t xml:space="preserve">Assumptions</w:t>
+            </w:r>
+          </w:p>
+        </w:tc>
+        <w:tc>
+          <w:tcPr>
+            <w:tcW w:type="dxa" w:w="1500"/>
+            <w:tcBorders>
+              <w:top w:val="single" w:color="BFBFBF" w:sz="4"/>
+              <w:left w:val="single" w:color="BFBFBF" w:sz="4"/>
+              <w:bottom w:val="single" w:color="BFBFBF" w:sz="4"/>
+              <w:right w:val="single" w:color="BFBFBF" w:sz="4"/>
+            </w:tcBorders>
+            <w:shd w:fill="16233D" w:color="auto" w:val="clear"/>
+            <w:tcMar>
+              <w:top w:type="dxa" w:w="60"/>
+              <w:left w:type="dxa" w:w="100"/>
+              <w:bottom w:type="dxa" w:w="60"/>
+              <w:right w:type="dxa" w:w="100"/>
+            </w:tcMar>
+          </w:tcPr>
+          <w:p>
+            <w:r>
+              <w:rPr>
+                <w:rFonts w:ascii="Arial" w:cs="Arial" w:eastAsia="Arial" w:hAnsi="Arial"/>
+                <w:b/>
+                <w:bCs/>
+                <w:color w:val="FFFFFF"/>
+                <w:sz w:val="17"/>
+                <w:szCs w:val="17"/>
+              </w:rPr>
+              <w:t xml:space="preserve">Saved per month</w:t>
+            </w:r>
+          </w:p>
+        </w:tc>
+        <w:tc>
+          <w:tcPr>
+            <w:tcW w:type="dxa" w:w="1700"/>
+            <w:tcBorders>
+              <w:top w:val="single" w:color="BFBFBF" w:sz="4"/>
+              <w:left w:val="single" w:color="BFBFBF" w:sz="4"/>
+              <w:bottom w:val="single" w:color="BFBFBF" w:sz="4"/>
+              <w:right w:val="single" w:color="BFBFBF" w:sz="4"/>
+            </w:tcBorders>
+            <w:shd w:fill="16233D" w:color="auto" w:val="clear"/>
+            <w:tcMar>
+              <w:top w:type="dxa" w:w="60"/>
+              <w:left w:type="dxa" w:w="100"/>
+              <w:bottom w:type="dxa" w:w="60"/>
+              <w:right w:type="dxa" w:w="100"/>
+            </w:tcMar>
+          </w:tcPr>
+          <w:p>
+            <w:r>
+              <w:rPr>
+                <w:rFonts w:ascii="Arial" w:cs="Arial" w:eastAsia="Arial" w:hAnsi="Arial"/>
+                <w:b/>
+                <w:bCs/>
+                <w:color w:val="FFFFFF"/>
+                <w:sz w:val="17"/>
+                <w:szCs w:val="17"/>
+              </w:rPr>
+              <w:t xml:space="preserve">Payback on 18 h</w:t>
+            </w:r>
+          </w:p>
+        </w:tc>
+      </w:tr>
+      <w:tr>
+        <w:trPr>
+          <w:tblHeader w:val="off"/>
+        </w:trPr>
+        <w:tc>
+          <w:tcPr>
+            <w:tcW w:type="dxa" w:w="1100"/>
+            <w:tcBorders>
+              <w:top w:val="single" w:color="BFBFBF" w:sz="4"/>
+              <w:left w:val="single" w:color="BFBFBF" w:sz="4"/>
+              <w:bottom w:val="single" w:color="BFBFBF" w:sz="4"/>
+              <w:right w:val="single" w:color="BFBFBF" w:sz="4"/>
+            </w:tcBorders>
+            <w:tcMar>
+              <w:top w:type="dxa" w:w="60"/>
+              <w:left w:type="dxa" w:w="100"/>
+              <w:bottom w:type="dxa" w:w="60"/>
+              <w:right w:type="dxa" w:w="100"/>
+            </w:tcMar>
+          </w:tcPr>
+          <w:p>
+            <w:r>
+              <w:rPr>
+                <w:rFonts w:ascii="Arial" w:cs="Arial" w:eastAsia="Arial" w:hAnsi="Arial"/>
+                <w:sz w:val="17"/>
+                <w:szCs w:val="17"/>
+              </w:rPr>
+              <w:t xml:space="preserve">Low</w:t>
+            </w:r>
+          </w:p>
+        </w:tc>
+        <w:tc>
+          <w:tcPr>
+            <w:tcW w:type="dxa" w:w="5060"/>
+            <w:tcBorders>
+              <w:top w:val="single" w:color="BFBFBF" w:sz="4"/>
+              <w:left w:val="single" w:color="BFBFBF" w:sz="4"/>
+              <w:bottom w:val="single" w:color="BFBFBF" w:sz="4"/>
+              <w:right w:val="single" w:color="BFBFBF" w:sz="4"/>
+            </w:tcBorders>
+            <w:tcMar>
+              <w:top w:type="dxa" w:w="60"/>
+              <w:left w:type="dxa" w:w="100"/>
+              <w:bottom w:type="dxa" w:w="60"/>
+              <w:right w:type="dxa" w:w="100"/>
+            </w:tcMar>
+          </w:tcPr>
+          <w:p>
+            <w:r>
+              <w:rPr>
+                <w:rFonts w:ascii="Arial" w:cs="Arial" w:eastAsia="Arial" w:hAnsi="Arial"/>
+                <w:sz w:val="17"/>
+                <w:szCs w:val="17"/>
+              </w:rPr>
+              <w:t xml:space="preserve">20 h manual vs 6 h per run; 10 h manual vs 4 h per monthly refresh; 1 h a month upkeep</w:t>
+            </w:r>
+          </w:p>
+        </w:tc>
+        <w:tc>
+          <w:tcPr>
+            <w:tcW w:type="dxa" w:w="1500"/>
+            <w:tcBorders>
+              <w:top w:val="single" w:color="BFBFBF" w:sz="4"/>
+              <w:left w:val="single" w:color="BFBFBF" w:sz="4"/>
+              <w:bottom w:val="single" w:color="BFBFBF" w:sz="4"/>
+              <w:right w:val="single" w:color="BFBFBF" w:sz="4"/>
+            </w:tcBorders>
+            <w:tcMar>
+              <w:top w:type="dxa" w:w="60"/>
+              <w:left w:type="dxa" w:w="100"/>
+              <w:bottom w:type="dxa" w:w="60"/>
+              <w:right w:type="dxa" w:w="100"/>
+            </w:tcMar>
+          </w:tcPr>
+          <w:p>
+            <w:pPr>
+              <w:jc w:val="right"/>
+            </w:pPr>
+            <w:r>
+              <w:rPr>
+                <w:rFonts w:ascii="Arial" w:cs="Arial" w:eastAsia="Arial" w:hAnsi="Arial"/>
+                <w:sz w:val="17"/>
+                <w:szCs w:val="17"/>
+              </w:rPr>
+              <w:t xml:space="preserve">~10 h</w:t>
+            </w:r>
+          </w:p>
+        </w:tc>
+        <w:tc>
+          <w:tcPr>
+            <w:tcW w:type="dxa" w:w="1700"/>
+            <w:tcBorders>
+              <w:top w:val="single" w:color="BFBFBF" w:sz="4"/>
+              <w:left w:val="single" w:color="BFBFBF" w:sz="4"/>
+              <w:bottom w:val="single" w:color="BFBFBF" w:sz="4"/>
+              <w:right w:val="single" w:color="BFBFBF" w:sz="4"/>
+            </w:tcBorders>
+            <w:tcMar>
+              <w:top w:type="dxa" w:w="60"/>
+              <w:left w:type="dxa" w:w="100"/>
+              <w:bottom w:type="dxa" w:w="60"/>
+              <w:right w:type="dxa" w:w="100"/>
+            </w:tcMar>
+          </w:tcPr>
+          <w:p>
+            <w:r>
+              <w:rPr>
+                <w:rFonts w:ascii="Arial" w:cs="Arial" w:eastAsia="Arial" w:hAnsi="Arial"/>
+                <w:sz w:val="17"/>
+                <w:szCs w:val="17"/>
+              </w:rPr>
+              <w:t xml:space="preserve">under 2 months</w:t>
+            </w:r>
+          </w:p>
+        </w:tc>
+      </w:tr>
+      <w:tr>
+        <w:trPr>
+          <w:tblHeader w:val="off"/>
+        </w:trPr>
+        <w:tc>
+          <w:tcPr>
+            <w:tcW w:type="dxa" w:w="1100"/>
+            <w:tcBorders>
+              <w:top w:val="single" w:color="BFBFBF" w:sz="4"/>
+              <w:left w:val="single" w:color="BFBFBF" w:sz="4"/>
+              <w:bottom w:val="single" w:color="BFBFBF" w:sz="4"/>
+              <w:right w:val="single" w:color="BFBFBF" w:sz="4"/>
+            </w:tcBorders>
+            <w:tcMar>
+              <w:top w:type="dxa" w:w="60"/>
+              <w:left w:type="dxa" w:w="100"/>
+              <w:bottom w:type="dxa" w:w="60"/>
+              <w:right w:type="dxa" w:w="100"/>
+            </w:tcMar>
+          </w:tcPr>
+          <w:p>
+            <w:r>
+              <w:rPr>
+                <w:rFonts w:ascii="Arial" w:cs="Arial" w:eastAsia="Arial" w:hAnsi="Arial"/>
+                <w:b/>
+                <w:bCs/>
+                <w:sz w:val="17"/>
+                <w:szCs w:val="17"/>
+              </w:rPr>
+              <w:t xml:space="preserve">Base</w:t>
+            </w:r>
+          </w:p>
+        </w:tc>
+        <w:tc>
+          <w:tcPr>
+            <w:tcW w:type="dxa" w:w="5060"/>
+            <w:tcBorders>
+              <w:top w:val="single" w:color="BFBFBF" w:sz="4"/>
+              <w:left w:val="single" w:color="BFBFBF" w:sz="4"/>
+              <w:bottom w:val="single" w:color="BFBFBF" w:sz="4"/>
+              <w:right w:val="single" w:color="BFBFBF" w:sz="4"/>
+            </w:tcBorders>
+            <w:tcMar>
+              <w:top w:type="dxa" w:w="60"/>
+              <w:left w:type="dxa" w:w="100"/>
+              <w:bottom w:type="dxa" w:w="60"/>
+              <w:right w:type="dxa" w:w="100"/>
+            </w:tcMar>
+          </w:tcPr>
+          <w:p>
+            <w:r>
+              <w:rPr>
+                <w:rFonts w:ascii="Arial" w:cs="Arial" w:eastAsia="Arial" w:hAnsi="Arial"/>
+                <w:sz w:val="17"/>
+                <w:szCs w:val="17"/>
+              </w:rPr>
+              <w:t xml:space="preserve">As above</w:t>
+            </w:r>
+          </w:p>
+        </w:tc>
+        <w:tc>
+          <w:tcPr>
+            <w:tcW w:type="dxa" w:w="1500"/>
+            <w:tcBorders>
+              <w:top w:val="single" w:color="BFBFBF" w:sz="4"/>
+              <w:left w:val="single" w:color="BFBFBF" w:sz="4"/>
+              <w:bottom w:val="single" w:color="BFBFBF" w:sz="4"/>
+              <w:right w:val="single" w:color="BFBFBF" w:sz="4"/>
+            </w:tcBorders>
+            <w:tcMar>
+              <w:top w:type="dxa" w:w="60"/>
+              <w:left w:type="dxa" w:w="100"/>
+              <w:bottom w:type="dxa" w:w="60"/>
+              <w:right w:type="dxa" w:w="100"/>
+            </w:tcMar>
+          </w:tcPr>
+          <w:p>
+            <w:pPr>
+              <w:jc w:val="right"/>
+            </w:pPr>
+            <w:r>
+              <w:rPr>
+                <w:rFonts w:ascii="Arial" w:cs="Arial" w:eastAsia="Arial" w:hAnsi="Arial"/>
+                <w:b/>
+                <w:bCs/>
+                <w:sz w:val="17"/>
+                <w:szCs w:val="17"/>
+              </w:rPr>
+              <w:t xml:space="preserve">~20 h</w:t>
+            </w:r>
+          </w:p>
+        </w:tc>
+        <w:tc>
+          <w:tcPr>
+            <w:tcW w:type="dxa" w:w="1700"/>
+            <w:tcBorders>
+              <w:top w:val="single" w:color="BFBFBF" w:sz="4"/>
+              <w:left w:val="single" w:color="BFBFBF" w:sz="4"/>
+              <w:bottom w:val="single" w:color="BFBFBF" w:sz="4"/>
+              <w:right w:val="single" w:color="BFBFBF" w:sz="4"/>
+            </w:tcBorders>
+            <w:tcMar>
+              <w:top w:type="dxa" w:w="60"/>
+              <w:left w:type="dxa" w:w="100"/>
+              <w:bottom w:type="dxa" w:w="60"/>
+              <w:right w:type="dxa" w:w="100"/>
+            </w:tcMar>
+          </w:tcPr>
+          <w:p>
+            <w:r>
+              <w:rPr>
+                <w:rFonts w:ascii="Arial" w:cs="Arial" w:eastAsia="Arial" w:hAnsi="Arial"/>
+                <w:b/>
+                <w:bCs/>
+                <w:sz w:val="17"/>
+                <w:szCs w:val="17"/>
+              </w:rPr>
+              <w:t xml:space="preserve">the first run (saves 26 h)</w:t>
+            </w:r>
+          </w:p>
+        </w:tc>
+      </w:tr>
+      <w:tr>
+        <w:trPr>
+          <w:tblHeader w:val="off"/>
+        </w:trPr>
+        <w:tc>
+          <w:tcPr>
+            <w:tcW w:type="dxa" w:w="1100"/>
+            <w:tcBorders>
+              <w:top w:val="single" w:color="BFBFBF" w:sz="4"/>
+              <w:left w:val="single" w:color="BFBFBF" w:sz="4"/>
+              <w:bottom w:val="single" w:color="BFBFBF" w:sz="4"/>
+              <w:right w:val="single" w:color="BFBFBF" w:sz="4"/>
+            </w:tcBorders>
+            <w:tcMar>
+              <w:top w:type="dxa" w:w="60"/>
+              <w:left w:type="dxa" w:w="100"/>
+              <w:bottom w:type="dxa" w:w="60"/>
+              <w:right w:type="dxa" w:w="100"/>
+            </w:tcMar>
+          </w:tcPr>
+          <w:p>
+            <w:r>
+              <w:rPr>
+                <w:rFonts w:ascii="Arial" w:cs="Arial" w:eastAsia="Arial" w:hAnsi="Arial"/>
+                <w:sz w:val="17"/>
+                <w:szCs w:val="17"/>
+              </w:rPr>
+              <w:t xml:space="preserve">High</w:t>
+            </w:r>
+          </w:p>
+        </w:tc>
+        <w:tc>
+          <w:tcPr>
+            <w:tcW w:type="dxa" w:w="5060"/>
+            <w:tcBorders>
+              <w:top w:val="single" w:color="BFBFBF" w:sz="4"/>
+              <w:left w:val="single" w:color="BFBFBF" w:sz="4"/>
+              <w:bottom w:val="single" w:color="BFBFBF" w:sz="4"/>
+              <w:right w:val="single" w:color="BFBFBF" w:sz="4"/>
+            </w:tcBorders>
+            <w:tcMar>
+              <w:top w:type="dxa" w:w="60"/>
+              <w:left w:type="dxa" w:w="100"/>
+              <w:bottom w:type="dxa" w:w="60"/>
+              <w:right w:type="dxa" w:w="100"/>
+            </w:tcMar>
+          </w:tcPr>
+          <w:p>
+            <w:r>
+              <w:rPr>
+                <w:rFonts w:ascii="Arial" w:cs="Arial" w:eastAsia="Arial" w:hAnsi="Arial"/>
+                <w:sz w:val="17"/>
+                <w:szCs w:val="17"/>
+              </w:rPr>
+              <w:t xml:space="preserve">Base plus about 4 scenario requests a month (2 h each by spreadsheet vs 15 minutes on sliders) and one mid-year reforecast run</w:t>
+            </w:r>
+          </w:p>
+        </w:tc>
+        <w:tc>
+          <w:tcPr>
+            <w:tcW w:type="dxa" w:w="1500"/>
+            <w:tcBorders>
+              <w:top w:val="single" w:color="BFBFBF" w:sz="4"/>
+              <w:left w:val="single" w:color="BFBFBF" w:sz="4"/>
+              <w:bottom w:val="single" w:color="BFBFBF" w:sz="4"/>
+              <w:right w:val="single" w:color="BFBFBF" w:sz="4"/>
+            </w:tcBorders>
+            <w:tcMar>
+              <w:top w:type="dxa" w:w="60"/>
+              <w:left w:type="dxa" w:w="100"/>
+              <w:bottom w:type="dxa" w:w="60"/>
+              <w:right w:type="dxa" w:w="100"/>
+            </w:tcMar>
+          </w:tcPr>
+          <w:p>
+            <w:pPr>
+              <w:jc w:val="right"/>
+            </w:pPr>
+            <w:r>
+              <w:rPr>
+                <w:rFonts w:ascii="Arial" w:cs="Arial" w:eastAsia="Arial" w:hAnsi="Arial"/>
+                <w:sz w:val="17"/>
+                <w:szCs w:val="17"/>
+              </w:rPr>
+              <w:t xml:space="preserve">~29 h</w:t>
+            </w:r>
+          </w:p>
+        </w:tc>
+        <w:tc>
+          <w:tcPr>
+            <w:tcW w:type="dxa" w:w="1700"/>
+            <w:tcBorders>
+              <w:top w:val="single" w:color="BFBFBF" w:sz="4"/>
+              <w:left w:val="single" w:color="BFBFBF" w:sz="4"/>
+              <w:bottom w:val="single" w:color="BFBFBF" w:sz="4"/>
+              <w:right w:val="single" w:color="BFBFBF" w:sz="4"/>
+            </w:tcBorders>
+            <w:tcMar>
+              <w:top w:type="dxa" w:w="60"/>
+              <w:left w:type="dxa" w:w="100"/>
+              <w:bottom w:type="dxa" w:w="60"/>
+              <w:right w:type="dxa" w:w="100"/>
+            </w:tcMar>
+          </w:tcPr>
+          <w:p>
+            <w:r>
+              <w:rPr>
+                <w:rFonts w:ascii="Arial" w:cs="Arial" w:eastAsia="Arial" w:hAnsi="Arial"/>
+                <w:sz w:val="17"/>
+                <w:szCs w:val="17"/>
+              </w:rPr>
+              <w:t xml:space="preserve">the first run</w:t>
+            </w:r>
+          </w:p>
+        </w:tc>
+      </w:tr>
+    </w:tbl>
+    <w:p>
+      <w:pPr>
+        <w:spacing w:after="80"/>
+      </w:pPr>
+    </w:p>
+    <w:p>
+      <w:pPr>
+        <w:spacing w:after="120" w:line="276"/>
+      </w:pPr>
+      <w:r>
+        <w:rPr>
+          <w:rFonts w:ascii="Arial" w:cs="Arial" w:eastAsia="Arial" w:hAnsi="Arial"/>
+          <w:b/>
+          <w:bCs/>
+          <w:sz w:val="20"/>
+          <w:szCs w:val="20"/>
+        </w:rPr>
+        <w:t xml:space="preserve">Why it holds up.</w:t>
+      </w:r>
+      <w:r>
+        <w:rPr>
+          <w:rFonts w:ascii="Arial" w:cs="Arial" w:eastAsia="Arial" w:hAnsi="Arial"/>
+          <w:sz w:val="20"/>
+          <w:szCs w:val="20"/>
+        </w:rPr>
+        <w:t xml:space="preserve"> The manual baseline is observable: the real run read 34 exports and checked 3,042 source totals, and the budget calendar needs four consolidation runs. The automated side keeps the human work in: exports, the CFO's rulings on flagged items, and sign-off. Upkeep is netted out. Even the Low case pays back within two months. And the claim will be measured: the Nov 3 run is timed and logged against the 30-hour baseline, and the figure is reviewed quarterly with the AI governance review.</w:t>
+      </w:r>
     </w:p>
     <w:p>
       <w:pPr>
@@ -12310,7 +13422,7 @@
           <w:sz w:val="20"/>
           <w:szCs w:val="20"/>
         </w:rPr>
-        <w:t xml:space="preserve"> ad-hoc scenario requests (now a slider move instead of a spreadsheet rebuild), and errors caught before they reach the budget, such as an expensed roof, an unbilled tenant or a catch-up booking. Other impact (form field 15): live scenario decisions at the offsite instead of a week-later rework, one source of truth across two ledgers, and checkpoints turned around in hours, not days.</w:t>
+        <w:t xml:space="preserve"> errors caught before they reach the budget (all 25 planted problems in the test), live scenario decisions at the offsite instead of a week-later rework, and one source of truth across two ledgers. To put a dollar value on it, multiply the hours by the loaded hourly cost of the staff who do the work today.</w:t>
       </w:r>
     </w:p>
     <w:p>
@@ -15341,7 +16453,7 @@
                 <w:sz w:val="17"/>
                 <w:szCs w:val="17"/>
               </w:rPr>
-              <w:t xml:space="preserve">"What breaks if the data doubles? I measured it. The pipeline and app stay linear, and the backtest goes from 40 to 80 seconds. What breaks first is people: new config rows and more findings to review, so only material items come to me. Security: there's no personal data, the submission is synthetic, and real data stays in approved tools. ROI: about 104 hours saved each budget cycle, about 21 hours a month."</w:t>
+              <w:t xml:space="preserve">"What breaks if the data doubles? I measured it. The pipeline and app stay linear, and the backtest goes from 40 to 80 seconds. What breaks first is people: new config rows and more findings to review, so only material items come to me. Security: there's no personal data, the submission is synthetic, and real data stays in approved tools. ROI: it took 18 hours to build and saves about 20 hours a month, net of upkeep, so the first real consolidation run on November 3rd pays it back."</w:t>
             </w:r>
           </w:p>
         </w:tc>
@@ -15559,7 +16671,7 @@
           <w:sz w:val="20"/>
           <w:szCs w:val="20"/>
         </w:rPr>
-        <w:t xml:space="preserve"> Field 12 is build time (update it for the extra sessions since the sprint plan's 9.75 h). Fields 13 and 14 are ROI: about 21 h a month, monthly, once CS-10 is confirmed. Field 15 is other impact (§9). The abstract is in the appendix.</w:t>
+        <w:t xml:space="preserve"> Field 12, build time: 18 hours. Field 13, ROI: 20 hours. Field 14: Monthly. Field 15, other impact: the "Not counted" paragraph in §9. Field 6: the abstract in the appendix.</w:t>
       </w:r>
     </w:p>
     <w:p>
@@ -15604,7 +16716,20 @@
           <w:sz w:val="28"/>
           <w:szCs w:val="28"/>
         </w:rPr>
-        <w:t xml:space="preserve">Appendix: abstract for the form (about 330 words)</w:t>
+        <w:t xml:space="preserve">Appendix: abstract for the form (466 words, links included)</w:t>
+      </w:r>
+    </w:p>
+    <w:p>
+      <w:pPr>
+        <w:spacing w:after="120" w:line="276"/>
+      </w:pPr>
+      <w:r>
+        <w:rPr>
+          <w:rFonts w:ascii="Arial" w:cs="Arial" w:eastAsia="Arial" w:hAnsi="Arial"/>
+          <w:sz w:val="20"/>
+          <w:szCs w:val="20"/>
+        </w:rPr>
+        <w:t xml:space="preserve">Our private-equity real estate firm is building its first real budget (FY2027) from about 31 legal entities kept in two ledgers, Yardi and QuickBooks Online. Fees flow between funds, properties and the management company, the close is being rebuilt, and several properties were bought mid-year. By hand, one trustworthy consolidated view takes about 30 hours, and we need four before year-end.</w:t>
       </w:r>
     </w:p>
     <w:p>
@@ -15619,7 +16744,7 @@
           <w:sz w:val="20"/>
           <w:szCs w:val="20"/>
         </w:rPr>
-        <w:t xml:space="preserve">From raw ledgers to an FY2027 budget engine.</w:t>
+        <w:t xml:space="preserve">Cleaning logic before code.</w:t>
       </w:r>
       <w:r>
         <w:rPr>
@@ -15627,7 +16752,99 @@
           <w:sz w:val="20"/>
           <w:szCs w:val="20"/>
         </w:rPr>
-        <w:t xml:space="preserve"> Our firm is building its first real budget from about 31 legal entities kept in two ledgers (Yardi and QuickBooks Online), with intercompany fees, partial months, a month-end close being rebuilt and properties bought mid-year. By hand, one consolidated, trustworthy view takes days, and the budget needs four such runs before the November offsite.</w:t>
+        <w:t xml:space="preserve"> After a read-only diagnosis of the real files found 16 issues, I wrote and approved a 14-rule cleaning rulebook before writing any code. Dates come in eight formats. Text in a number cell is left blank and logged, never zeroed. An empty month is classed as a real zero, a closed season, stopped books or not owned. Each entity-month has one book of record. Raw data is never edited: each fix is a reason-coded adjustment, and I approve anything over $5,000.</w:t>
+      </w:r>
+    </w:p>
+    <w:p>
+      <w:pPr>
+        <w:spacing w:after="120" w:line="276"/>
+      </w:pPr>
+      <w:r>
+        <w:rPr>
+          <w:rFonts w:ascii="Arial" w:cs="Arial" w:eastAsia="Arial" w:hAnsi="Arial"/>
+          <w:b/>
+          <w:bCs/>
+          <w:sz w:val="20"/>
+          <w:szCs w:val="20"/>
+        </w:rPr>
+        <w:t xml:space="preserve">Reusable pipeline.</w:t>
+      </w:r>
+      <w:r>
+        <w:rPr>
+          <w:rFonts w:ascii="Arial" w:cs="Arial" w:eastAsia="Arial" w:hAnsi="Arial"/>
+          <w:sz w:val="20"/>
+          <w:szCs w:val="20"/>
+        </w:rPr>
+        <w:t xml:space="preserve"> The rules became BudgetPipeline, a class-based Python package. It loads raw Yardi and QuickBooks exports, cleans and maps them, runs twelve anomaly detectors, consolidates with intercompany elimination and checks itself. Next month needs only new exports and Run all. On 34 real exports, 3,042 of 3,042 source totals tie. On a fictional demo company, it catches 25 of 25 planted problems. 73 automated tests back it.</w:t>
+      </w:r>
+    </w:p>
+    <w:p>
+      <w:pPr>
+        <w:spacing w:after="120" w:line="276"/>
+      </w:pPr>
+      <w:r>
+        <w:rPr>
+          <w:rFonts w:ascii="Arial" w:cs="Arial" w:eastAsia="Arial" w:hAnsi="Arial"/>
+          <w:b/>
+          <w:bCs/>
+          <w:sz w:val="20"/>
+          <w:szCs w:val="20"/>
+        </w:rPr>
+        <w:t xml:space="preserve">Forecast and model trade-off.</w:t>
+      </w:r>
+      <w:r>
+        <w:rPr>
+          <w:rFonts w:ascii="Arial" w:cs="Arial" w:eastAsia="Arial" w:hAnsi="Arial"/>
+          <w:sz w:val="20"/>
+          <w:szCs w:val="20"/>
+        </w:rPr>
+        <w:t xml:space="preserve"> BaselineForecaster extends my Week 5 project to every property: an FY2027 momentum baseline by property and month. I backtested seven approaches by hiding months. Prophet on a property's own data missed by 74%. Borrowing a peer's seasonal shape missed by 6%, and a simple run-rate missed by 1.5% for apartments and industrial. The most accurate approach was also the easiest to explain, so a written rule keeps the simpler model unless a complex one clearly wins.</w:t>
+      </w:r>
+    </w:p>
+    <w:p>
+      <w:pPr>
+        <w:spacing w:after="120" w:line="276"/>
+      </w:pPr>
+      <w:r>
+        <w:rPr>
+          <w:rFonts w:ascii="Arial" w:cs="Arial" w:eastAsia="Arial" w:hAnsi="Arial"/>
+          <w:b/>
+          <w:bCs/>
+          <w:sz w:val="20"/>
+          <w:szCs w:val="20"/>
+        </w:rPr>
+        <w:t xml:space="preserve">Interactive app.</w:t>
+      </w:r>
+      <w:r>
+        <w:rPr>
+          <w:rFonts w:ascii="Arial" w:cs="Arial" w:eastAsia="Arial" w:hAnsi="Arial"/>
+          <w:sz w:val="20"/>
+          <w:szCs w:val="20"/>
+        </w:rPr>
+        <w:t xml:space="preserve"> A Streamlit app starts from that baseline. Six sliders (occupancy, rent growth, opex inflation, interest rates, raise pace and deployment) move the budget, and a bridge shows each driver's dollars. Base NOI is $5.36M, with Low at $3.65M and High at $7.42M. An Analyst-Skeptic-CFO agent debate moved $1.3M of NOI that depends on unraised capital out of Base.</w:t>
+      </w:r>
+    </w:p>
+    <w:p>
+      <w:pPr>
+        <w:spacing w:after="120" w:line="276"/>
+      </w:pPr>
+      <w:r>
+        <w:rPr>
+          <w:rFonts w:ascii="Arial" w:cs="Arial" w:eastAsia="Arial" w:hAnsi="Arial"/>
+          <w:b/>
+          <w:bCs/>
+          <w:sz w:val="20"/>
+          <w:szCs w:val="20"/>
+        </w:rPr>
+        <w:t xml:space="preserve">Scalability, security and ROI.</w:t>
+      </w:r>
+      <w:r>
+        <w:rPr>
+          <w:rFonts w:ascii="Arial" w:cs="Arial" w:eastAsia="Arial" w:hAnsi="Arial"/>
+          <w:sz w:val="20"/>
+          <w:szCs w:val="20"/>
+        </w:rPr>
+        <w:t xml:space="preserve"> At double the data, the pipeline and app stay linear, and the backtest goes from 40 to 80 seconds. What breaks first is human review, so only material items are routed to me. The submission is synthetic; real data stays in approved tools, and no personal data is in scope. Built in about 18 hours, it saves about 20 hours a month net of upkeep and pays for itself on the first real consolidation run, which I will time against the 30-hour baseline.</w:t>
       </w:r>
     </w:p>
     <w:p>
@@ -15640,12 +16857,27 @@
           <w:sz w:val="20"/>
           <w:szCs w:val="20"/>
         </w:rPr>
-        <w:t xml:space="preserve">Before writing code, I wrote and approved a cleaning rulebook (R-01 to R-14): eight date formats, text in number cells left blank and logged rather than zeroed, empty months classed as zero, closed, stopped or not owned, one book of record per entity and month, and accounting rules that propose reason-coded adjustments for my approval. The rules became BudgetPipeline, a class-based Python package that loads raw exports, cleans and maps them, runs twelve anomaly detectors, consolidates with intercompany elimination and checks itself. On real exports, 3,042 of 3,042 source totals tie. On a fictional demo company, it catches 25 of 25 planted problems.</w:t>
+        <w:t xml:space="preserve">Next, the same engine consolidates our asset managers' real submissions on November 3.</w:t>
       </w:r>
     </w:p>
     <w:p>
       <w:pPr>
-        <w:spacing w:after="120" w:line="276"/>
+        <w:spacing w:after="40" w:line="276"/>
+      </w:pPr>
+      <w:r>
+        <w:rPr>
+          <w:rFonts w:ascii="Arial" w:cs="Arial" w:eastAsia="Arial" w:hAnsi="Arial"/>
+          <w:b/>
+          <w:bCs/>
+          <w:sz w:val="20"/>
+          <w:szCs w:val="20"/>
+        </w:rPr>
+        <w:t xml:space="preserve">Links</w:t>
+      </w:r>
+    </w:p>
+    <w:p>
+      <w:pPr>
+        <w:spacing w:after="40" w:line="276"/>
       </w:pPr>
       <w:r>
         <w:rPr>
@@ -15653,12 +16885,12 @@
           <w:sz w:val="20"/>
           <w:szCs w:val="20"/>
         </w:rPr>
-        <w:t xml:space="preserve">BaselineForecaster extends my Week 5 project to every property: an FY2027 momentum baseline by property and month. Seven approaches were backtested by hiding months. Prophet on a property's own months missed by 74%; borrowing a peer's seasonal shape missed by 6%, and the run-rate by 1.5% for steady assets. The most accurate approaches were also the easiest to explain, so a written rule picks the simpler one.</w:t>
+        <w:t xml:space="preserve">Live app: https://fy2027-budget-scenarios-nvx3sn4bhmgkrtyz5vgpjt.streamlit.app/</w:t>
       </w:r>
     </w:p>
     <w:p>
       <w:pPr>
-        <w:spacing w:after="120" w:line="276"/>
+        <w:spacing w:after="40" w:line="276"/>
       </w:pPr>
       <w:r>
         <w:rPr>
@@ -15666,12 +16898,12 @@
           <w:sz w:val="20"/>
           <w:szCs w:val="20"/>
         </w:rPr>
-        <w:t xml:space="preserve">A Streamlit app starts from that baseline. Six sliders (occupancy, rent growth, opex inflation, rates, raise pace, deployment) move the budget, and a bridge shows each driver's dollars. A simulated Analyst-Skeptic-CFO debate moved $1.3M of deployment NOI from Base to the risks and opportunities list.</w:t>
+        <w:t xml:space="preserve">Code and files: https://github.com/kurtcherrington-boop/fy2027-budget-scenarios</w:t>
       </w:r>
     </w:p>
     <w:p>
       <w:pPr>
-        <w:spacing w:after="120" w:line="276"/>
+        <w:spacing w:after="40" w:line="276"/>
       </w:pPr>
       <w:r>
         <w:rPr>
@@ -15679,7 +16911,7 @@
           <w:sz w:val="20"/>
           <w:szCs w:val="20"/>
         </w:rPr>
-        <w:t xml:space="preserve">At double the data, the pipeline and app stay linear and the backtest goes from 40 to 80 seconds; what breaks first is human review, so thresholds route only material items to me. The submission uses synthetic data only, and real data stays in approved tools. Estimated savings: 104 hours per budget cycle and about 21 hours a month.</w:t>
+        <w:t xml:space="preserve">Backup (Google Drive): https://drive.google.com/drive/folders/1UlcjnGKsTGNs0rXDICw5qK7F902WrZnh?usp=drive_link</w:t>
       </w:r>
     </w:p>
     <w:sectPr>
